--- a/01-Documentos-Estudo/12-3-Ritidoplastia.docx
+++ b/01-Documentos-Estudo/12-3-Ritidoplastia.docx
@@ -602,12 +602,6 @@
     </w:tbl>
     <w:p>
       <w:pPr>
-        <w:spacing w:after="100"/>
-      </w:pPr>
-      <w:r/>
-    </w:p>
-    <w:p>
-      <w:pPr>
         <w:pStyle w:val="Heading2"/>
         <w:spacing w:before="280" w:after="80"/>
       </w:pPr>
@@ -817,12 +811,6 @@
     </w:tbl>
     <w:p>
       <w:pPr>
-        <w:spacing w:after="100"/>
-      </w:pPr>
-      <w:r/>
-    </w:p>
-    <w:p>
-      <w:pPr>
         <w:pStyle w:val="Heading1"/>
         <w:spacing w:before="400" w:after="120"/>
       </w:pPr>
@@ -1862,12 +1850,6 @@
         </w:tc>
       </w:tr>
     </w:tbl>
-    <w:p>
-      <w:pPr>
-        <w:spacing w:after="100"/>
-      </w:pPr>
-      <w:r/>
-    </w:p>
     <w:p>
       <w:pPr>
         <w:pStyle w:val="Heading1"/>
